--- a/會議記錄/0827-會議記錄.docx
+++ b/會議記錄/0827-會議記錄.docx
@@ -93,7 +93,13 @@
               <w:rPr>
                 <w:rFonts w:hint="eastAsia"/>
               </w:rPr>
-              <w:t>24</w:t>
+              <w:t>2</w:t>
+            </w:r>
+            <w:r>
+              <w:rPr>
+                <w:rFonts w:hint="eastAsia"/>
+              </w:rPr>
+              <w:t>7</w:t>
             </w:r>
             <w:r>
               <w:t xml:space="preserve">  </w:t>
@@ -235,34 +241,35 @@
             <w:gridSpan w:val="2"/>
           </w:tcPr>
           <w:p>
-            <w:pPr>
-              <w:rPr>
-                <w:rFonts w:hint="eastAsia"/>
-              </w:rPr>
-            </w:pPr>
-            <w:r>
-              <w:rPr>
-                <w:rFonts w:hint="eastAsia"/>
-              </w:rPr>
-              <w:t>UI/UX</w:t>
-            </w:r>
-            <w:r>
-              <w:rPr>
-                <w:rFonts w:hint="eastAsia"/>
-              </w:rPr>
-              <w:t>修正改版</w:t>
-            </w:r>
-            <w:r>
-              <w:rPr>
-                <w:rFonts w:hint="eastAsia"/>
-              </w:rPr>
-              <w:t>，</w:t>
-            </w:r>
-            <w:r>
-              <w:rPr>
-                <w:rFonts w:hint="eastAsia"/>
-              </w:rPr>
-              <w:t>更正角色銜接</w:t>
+            <w:r>
+              <w:rPr>
+                <w:rFonts w:hint="eastAsia"/>
+              </w:rPr>
+              <w:t>角色對話途徑修正</w:t>
+            </w:r>
+            <w:r>
+              <w:rPr>
+                <w:rFonts w:hint="eastAsia"/>
+              </w:rPr>
+              <w:t xml:space="preserve"> </w:t>
+            </w:r>
+            <w:r>
+              <w:rPr>
+                <w:rFonts w:hint="eastAsia"/>
+              </w:rPr>
+              <w:t>人物選項格式排版整理</w:t>
+            </w:r>
+            <w:r>
+              <w:rPr>
+                <w:rFonts w:hint="eastAsia"/>
+              </w:rPr>
+              <w:t xml:space="preserve"> </w:t>
+            </w:r>
+            <w:r>
+              <w:rPr>
+                <w:rFonts w:hint="eastAsia"/>
+              </w:rPr>
+              <w:t>文章練習模板增加路徑</w:t>
             </w:r>
           </w:p>
         </w:tc>
@@ -308,33 +315,19 @@
               <w:rPr>
                 <w:rFonts w:hint="eastAsia"/>
               </w:rPr>
-              <w:t>把與</w:t>
-            </w:r>
-            <w:r>
-              <w:rPr>
-                <w:rFonts w:hint="eastAsia"/>
-              </w:rPr>
-              <w:t>ai</w:t>
-            </w:r>
-            <w:r>
-              <w:rPr>
-                <w:rFonts w:hint="eastAsia"/>
-              </w:rPr>
-              <w:t>的對話紀錄記在資料庫</w:t>
-            </w:r>
-            <w:proofErr w:type="gramStart"/>
-            <w:r>
-              <w:rPr>
-                <w:rFonts w:hint="eastAsia"/>
-              </w:rPr>
-              <w:t>（</w:t>
-            </w:r>
-            <w:proofErr w:type="gramEnd"/>
-            <w:r>
-              <w:rPr>
-                <w:rFonts w:hint="eastAsia"/>
-              </w:rPr>
-              <w:t>新增資料表</w:t>
+              <w:t>把造句練習跟閱讀練習加進小組學習，個人造句練習</w:t>
+            </w:r>
+            <w:r>
+              <w:rPr>
+                <w:rFonts w:hint="eastAsia"/>
+              </w:rPr>
+              <w:t>prompt</w:t>
+            </w:r>
+            <w:r>
+              <w:rPr>
+                <w:rFonts w:hint="eastAsia"/>
+              </w:rPr>
+              <w:t>值修正</w:t>
             </w:r>
           </w:p>
         </w:tc>
@@ -384,11 +377,12 @@
             <w:gridSpan w:val="2"/>
           </w:tcPr>
           <w:p>
-            <w:pPr>
-              <w:rPr>
-                <w:rFonts w:hint="eastAsia"/>
-              </w:rPr>
-            </w:pPr>
+            <w:r>
+              <w:rPr>
+                <w:rFonts w:hint="eastAsia"/>
+              </w:rPr>
+              <w:t>歷史紀錄完成、</w:t>
+            </w:r>
             <w:r>
               <w:rPr>
                 <w:rFonts w:hint="eastAsia"/>
@@ -399,7 +393,7 @@
               <w:rPr>
                 <w:rFonts w:hint="eastAsia"/>
               </w:rPr>
-              <w:t>對話歷史紀錄</w:t>
+              <w:t>對話的語音朗讀問題修正</w:t>
             </w:r>
           </w:p>
         </w:tc>
@@ -432,9 +426,6 @@
           <w:p>
             <w:pPr>
               <w:jc w:val="center"/>
-              <w:rPr>
-                <w:rFonts w:hint="eastAsia"/>
-              </w:rPr>
             </w:pPr>
           </w:p>
         </w:tc>
@@ -448,7 +439,31 @@
               <w:rPr>
                 <w:rFonts w:hint="eastAsia"/>
               </w:rPr>
-              <w:t>造句挑戰歷史紀錄獎勵功能</w:t>
+              <w:t>歷史記錄獎懲完善</w:t>
+            </w:r>
+            <w:r>
+              <w:rPr>
+                <w:rFonts w:hint="eastAsia"/>
+              </w:rPr>
+              <w:t xml:space="preserve"> </w:t>
+            </w:r>
+            <w:r>
+              <w:rPr>
+                <w:rFonts w:hint="eastAsia"/>
+              </w:rPr>
+              <w:t>介面修改</w:t>
+            </w:r>
+            <w:r>
+              <w:rPr>
+                <w:rFonts w:hint="eastAsia"/>
+              </w:rPr>
+              <w:t xml:space="preserve"> </w:t>
+            </w:r>
+            <w:r>
+              <w:rPr>
+                <w:rFonts w:hint="eastAsia"/>
+              </w:rPr>
+              <w:t>辨識正確度指令修正</w:t>
             </w:r>
           </w:p>
         </w:tc>
@@ -494,19 +509,43 @@
               <w:rPr>
                 <w:rFonts w:hint="eastAsia"/>
               </w:rPr>
-              <w:t>單字收藏</w:t>
-            </w:r>
-            <w:r>
-              <w:rPr>
-                <w:rFonts w:hint="eastAsia"/>
-              </w:rPr>
-              <w:t xml:space="preserve">bug </w:t>
-            </w:r>
-            <w:r>
-              <w:rPr>
-                <w:rFonts w:hint="eastAsia"/>
-              </w:rPr>
-              <w:t>、現在完成主題領取獎勵</w:t>
+              <w:t>新增官方單字</w:t>
+            </w:r>
+            <w:r>
+              <w:rPr>
+                <w:rFonts w:hint="eastAsia"/>
+              </w:rPr>
+              <w:t xml:space="preserve"> </w:t>
+            </w:r>
+            <w:r>
+              <w:rPr>
+                <w:rFonts w:hint="eastAsia"/>
+              </w:rPr>
+              <w:t>修正</w:t>
+            </w:r>
+            <w:r>
+              <w:rPr>
+                <w:rFonts w:hint="eastAsia"/>
+              </w:rPr>
+              <w:t xml:space="preserve">AI bug </w:t>
+            </w:r>
+            <w:r>
+              <w:rPr>
+                <w:rFonts w:hint="eastAsia"/>
+              </w:rPr>
+              <w:t>單字收藏頁面調整</w:t>
+            </w:r>
+            <w:r>
+              <w:rPr>
+                <w:rFonts w:hint="eastAsia"/>
+              </w:rPr>
+              <w:t xml:space="preserve"> </w:t>
+            </w:r>
+            <w:r>
+              <w:rPr>
+                <w:rFonts w:hint="eastAsia"/>
+              </w:rPr>
+              <w:t>片假名修正</w:t>
             </w:r>
           </w:p>
         </w:tc>
@@ -514,11 +553,6 @@
     </w:tbl>
     <w:p/>
     <w:p>
-      <w:pPr>
-        <w:rPr>
-          <w:rFonts w:hint="eastAsia"/>
-        </w:rPr>
-      </w:pPr>
       <w:r>
         <w:rPr>
           <w:rFonts w:hint="eastAsia"/>
@@ -538,7 +572,7 @@
         <w:rPr>
           <w:rFonts w:hint="eastAsia"/>
         </w:rPr>
-        <w:t>下禮拜要系統架構圖</w:t>
+        <w:t>系統功能收斂和移植</w:t>
       </w:r>
     </w:p>
     <w:p>
@@ -548,19 +582,11 @@
         </w:rPr>
         <w:t xml:space="preserve">2. </w:t>
       </w:r>
-      <w:proofErr w:type="gramStart"/>
       <w:r>
         <w:rPr>
           <w:rFonts w:hint="eastAsia"/>
         </w:rPr>
-        <w:t>看跟技</w:t>
-      </w:r>
-      <w:proofErr w:type="gramEnd"/>
-      <w:r>
-        <w:rPr>
-          <w:rFonts w:hint="eastAsia"/>
-        </w:rPr>
-        <w:t>職合作的可能性</w:t>
+        <w:t>系統架構圖下禮拜一要給</w:t>
       </w:r>
     </w:p>
     <w:sectPr>
@@ -571,6 +597,44 @@
     </w:sectPr>
   </w:body>
 </w:document>
+</file>
+
+<file path=word/endnotes.xml><?xml version="1.0" encoding="utf-8"?>
+<w:endnotes xmlns:wpc="http://schemas.microsoft.com/office/word/2010/wordprocessingCanvas" xmlns:cx="http://schemas.microsoft.com/office/drawing/2014/chartex" xmlns:cx1="http://schemas.microsoft.com/office/drawing/2015/9/8/chartex" xmlns:cx2="http://schemas.microsoft.com/office/drawing/2015/10/21/chartex" xmlns:cx3="http://schemas.microsoft.com/office/drawing/2016/5/9/chartex" xmlns:cx4="http://schemas.microsoft.com/office/drawing/2016/5/10/chartex" xmlns:cx5="http://schemas.microsoft.com/office/drawing/2016/5/11/chartex" xmlns:cx6="http://schemas.microsoft.com/office/drawing/2016/5/12/chartex" xmlns:cx7="http://schemas.microsoft.com/office/drawing/2016/5/13/chartex" xmlns:cx8="http://schemas.microsoft.com/office/drawing/2016/5/14/chartex" xmlns:mc="http://schemas.openxmlformats.org/markup-compatibility/2006" xmlns:aink="http://schemas.microsoft.com/office/drawing/2016/ink" xmlns:am3d="http://schemas.microsoft.com/office/drawing/2017/model3d" xmlns:o="urn:schemas-microsoft-com:office:office" xmlns:oel="http://schemas.microsoft.com/office/2019/extlst" xmlns:r="http://schemas.openxmlformats.org/officeDocument/2006/relationships" xmlns:m="http://schemas.openxmlformats.org/officeDocument/2006/math" xmlns:v="urn:schemas-microsoft-com:vml" xmlns:wp14="http://schemas.microsoft.com/office/word/2010/wordprocessingDrawing" xmlns:wp="http://schemas.openxmlformats.org/drawingml/2006/wordprocessingDrawing" xmlns:w10="urn:schemas-microsoft-com:office:word" xmlns:w="http://schemas.openxmlformats.org/wordprocessingml/2006/main" xmlns:w14="http://schemas.microsoft.com/office/word/2010/wordml" xmlns:w15="http://schemas.microsoft.com/office/word/2012/wordml" xmlns:w16cex="http://schemas.microsoft.com/office/word/2018/wordml/cex" xmlns:w16cid="http://schemas.microsoft.com/office/word/2016/wordml/cid" xmlns:w16="http://schemas.microsoft.com/office/word/2018/wordml" xmlns:w16sdtdh="http://schemas.microsoft.com/office/word/2020/wordml/sdtdatahash" xmlns:w16se="http://schemas.microsoft.com/office/word/2015/wordml/symex" xmlns:wpg="http://schemas.microsoft.com/office/word/2010/wordprocessingGroup" xmlns:wpi="http://schemas.microsoft.com/office/word/2010/wordprocessingInk" xmlns:wne="http://schemas.microsoft.com/office/word/2006/wordml" xmlns:wps="http://schemas.microsoft.com/office/word/2010/wordprocessingShape" mc:Ignorable="w14 w15 w16se w16cid w16 w16cex w16sdtdh wp14">
+  <w:endnote w:type="separator" w:id="-1">
+    <w:p>
+      <w:r>
+        <w:separator/>
+      </w:r>
+    </w:p>
+  </w:endnote>
+  <w:endnote w:type="continuationSeparator" w:id="0">
+    <w:p>
+      <w:r>
+        <w:continuationSeparator/>
+      </w:r>
+    </w:p>
+  </w:endnote>
+</w:endnotes>
+</file>
+
+<file path=word/footnotes.xml><?xml version="1.0" encoding="utf-8"?>
+<w:footnotes xmlns:wpc="http://schemas.microsoft.com/office/word/2010/wordprocessingCanvas" xmlns:cx="http://schemas.microsoft.com/office/drawing/2014/chartex" xmlns:cx1="http://schemas.microsoft.com/office/drawing/2015/9/8/chartex" xmlns:cx2="http://schemas.microsoft.com/office/drawing/2015/10/21/chartex" xmlns:cx3="http://schemas.microsoft.com/office/drawing/2016/5/9/chartex" xmlns:cx4="http://schemas.microsoft.com/office/drawing/2016/5/10/chartex" xmlns:cx5="http://schemas.microsoft.com/office/drawing/2016/5/11/chartex" xmlns:cx6="http://schemas.microsoft.com/office/drawing/2016/5/12/chartex" xmlns:cx7="http://schemas.microsoft.com/office/drawing/2016/5/13/chartex" xmlns:cx8="http://schemas.microsoft.com/office/drawing/2016/5/14/chartex" xmlns:mc="http://schemas.openxmlformats.org/markup-compatibility/2006" xmlns:aink="http://schemas.microsoft.com/office/drawing/2016/ink" xmlns:am3d="http://schemas.microsoft.com/office/drawing/2017/model3d" xmlns:o="urn:schemas-microsoft-com:office:office" xmlns:oel="http://schemas.microsoft.com/office/2019/extlst" xmlns:r="http://schemas.openxmlformats.org/officeDocument/2006/relationships" xmlns:m="http://schemas.openxmlformats.org/officeDocument/2006/math" xmlns:v="urn:schemas-microsoft-com:vml" xmlns:wp14="http://schemas.microsoft.com/office/word/2010/wordprocessingDrawing" xmlns:wp="http://schemas.openxmlformats.org/drawingml/2006/wordprocessingDrawing" xmlns:w10="urn:schemas-microsoft-com:office:word" xmlns:w="http://schemas.openxmlformats.org/wordprocessingml/2006/main" xmlns:w14="http://schemas.microsoft.com/office/word/2010/wordml" xmlns:w15="http://schemas.microsoft.com/office/word/2012/wordml" xmlns:w16cex="http://schemas.microsoft.com/office/word/2018/wordml/cex" xmlns:w16cid="http://schemas.microsoft.com/office/word/2016/wordml/cid" xmlns:w16="http://schemas.microsoft.com/office/word/2018/wordml" xmlns:w16sdtdh="http://schemas.microsoft.com/office/word/2020/wordml/sdtdatahash" xmlns:w16se="http://schemas.microsoft.com/office/word/2015/wordml/symex" xmlns:wpg="http://schemas.microsoft.com/office/word/2010/wordprocessingGroup" xmlns:wpi="http://schemas.microsoft.com/office/word/2010/wordprocessingInk" xmlns:wne="http://schemas.microsoft.com/office/word/2006/wordml" xmlns:wps="http://schemas.microsoft.com/office/word/2010/wordprocessingShape" mc:Ignorable="w14 w15 w16se w16cid w16 w16cex w16sdtdh wp14">
+  <w:footnote w:type="separator" w:id="-1">
+    <w:p>
+      <w:r>
+        <w:separator/>
+      </w:r>
+    </w:p>
+  </w:footnote>
+  <w:footnote w:type="continuationSeparator" w:id="0">
+    <w:p>
+      <w:r>
+        <w:continuationSeparator/>
+      </w:r>
+    </w:p>
+  </w:footnote>
+</w:footnotes>
 </file>
 
 <file path=word/styles.xml><?xml version="1.0" encoding="utf-8"?>
@@ -1015,6 +1079,66 @@
       </w:tblBorders>
     </w:tblPr>
   </w:style>
+  <w:style w:type="paragraph" w:styleId="a4">
+    <w:name w:val="header"/>
+    <w:basedOn w:val="a"/>
+    <w:link w:val="a5"/>
+    <w:uiPriority w:val="99"/>
+    <w:unhideWhenUsed/>
+    <w:rsid w:val="00B32D7F"/>
+    <w:pPr>
+      <w:tabs>
+        <w:tab w:val="center" w:pos="4153"/>
+        <w:tab w:val="right" w:pos="8306"/>
+      </w:tabs>
+      <w:snapToGrid w:val="0"/>
+    </w:pPr>
+    <w:rPr>
+      <w:sz w:val="20"/>
+      <w:szCs w:val="20"/>
+    </w:rPr>
+  </w:style>
+  <w:style w:type="character" w:customStyle="1" w:styleId="a5">
+    <w:name w:val="頁首 字元"/>
+    <w:basedOn w:val="a0"/>
+    <w:link w:val="a4"/>
+    <w:uiPriority w:val="99"/>
+    <w:rsid w:val="00B32D7F"/>
+    <w:rPr>
+      <w:sz w:val="20"/>
+      <w:szCs w:val="20"/>
+    </w:rPr>
+  </w:style>
+  <w:style w:type="paragraph" w:styleId="a6">
+    <w:name w:val="footer"/>
+    <w:basedOn w:val="a"/>
+    <w:link w:val="a7"/>
+    <w:uiPriority w:val="99"/>
+    <w:unhideWhenUsed/>
+    <w:rsid w:val="00B32D7F"/>
+    <w:pPr>
+      <w:tabs>
+        <w:tab w:val="center" w:pos="4153"/>
+        <w:tab w:val="right" w:pos="8306"/>
+      </w:tabs>
+      <w:snapToGrid w:val="0"/>
+    </w:pPr>
+    <w:rPr>
+      <w:sz w:val="20"/>
+      <w:szCs w:val="20"/>
+    </w:rPr>
+  </w:style>
+  <w:style w:type="character" w:customStyle="1" w:styleId="a7">
+    <w:name w:val="頁尾 字元"/>
+    <w:basedOn w:val="a0"/>
+    <w:link w:val="a6"/>
+    <w:uiPriority w:val="99"/>
+    <w:rsid w:val="00B32D7F"/>
+    <w:rPr>
+      <w:sz w:val="20"/>
+      <w:szCs w:val="20"/>
+    </w:rPr>
+  </w:style>
 </w:styles>
 </file>
 
